--- a/Inflictor App/inflictor beta.docx
+++ b/Inflictor App/inflictor beta.docx
@@ -19,23 +19,13 @@
       </w:r>
     </w:p>
     <w:p>
-      <w:proofErr w:type="spellStart"/>
-      <w:r>
-        <w:t>npm</w:t>
-      </w:r>
-      <w:proofErr w:type="spellEnd"/>
-      <w:r>
-        <w:t xml:space="preserve"> install</w:t>
-      </w:r>
-    </w:p>
-    <w:p>
-      <w:proofErr w:type="spellStart"/>
-      <w:r>
-        <w:t>npm</w:t>
-      </w:r>
-      <w:proofErr w:type="spellEnd"/>
-      <w:r>
-        <w:t xml:space="preserve"> start</w:t>
+      <w:r>
+        <w:t>npm install</w:t>
+      </w:r>
+    </w:p>
+    <w:p>
+      <w:r>
+        <w:t>npm start</w:t>
       </w:r>
     </w:p>
     <w:p>
@@ -50,31 +40,13 @@
       </w:r>
     </w:p>
     <w:p>
-      <w:proofErr w:type="spellStart"/>
-      <w:r>
-        <w:t>npm</w:t>
-      </w:r>
-      <w:proofErr w:type="spellEnd"/>
-      <w:r>
-        <w:t xml:space="preserve"> run </w:t>
-      </w:r>
-      <w:proofErr w:type="spellStart"/>
-      <w:r>
-        <w:t>build:win</w:t>
-      </w:r>
-      <w:proofErr w:type="spellEnd"/>
-    </w:p>
-    <w:p>
-      <w:r>
-        <w:t>Creates a .exe installer in desktop/</w:t>
-      </w:r>
-      <w:proofErr w:type="spellStart"/>
-      <w:r>
-        <w:t>dist</w:t>
-      </w:r>
-      <w:proofErr w:type="spellEnd"/>
-      <w:r>
-        <w:t>/.</w:t>
+      <w:r>
+        <w:t>npm run build:win</w:t>
+      </w:r>
+    </w:p>
+    <w:p>
+      <w:r>
+        <w:t>Creates a .exe installer in desktop/dist/.</w:t>
       </w:r>
     </w:p>
     <w:p/>
@@ -183,15 +155,7 @@
     <w:p/>
     <w:p>
       <w:r>
-        <w:t xml:space="preserve">ok for me as the first beta tester, how will </w:t>
-      </w:r>
-      <w:proofErr w:type="spellStart"/>
-      <w:r>
-        <w:t>i</w:t>
-      </w:r>
-      <w:proofErr w:type="spellEnd"/>
-      <w:r>
-        <w:t xml:space="preserve"> get the changes we make?</w:t>
+        <w:t>ok for me as the first beta tester, how will i get the changes we make?</w:t>
       </w:r>
     </w:p>
     <w:p>
@@ -214,26 +178,13 @@
       </w:r>
     </w:p>
     <w:p>
-      <w:proofErr w:type="spellStart"/>
-      <w:r>
-        <w:t>npm</w:t>
-      </w:r>
-      <w:proofErr w:type="spellEnd"/>
-      <w:r>
-        <w:t xml:space="preserve"> start</w:t>
-      </w:r>
-    </w:p>
-    <w:p>
-      <w:r>
-        <w:t xml:space="preserve">That's it. Every time you run </w:t>
-      </w:r>
-      <w:proofErr w:type="spellStart"/>
-      <w:r>
-        <w:t>npm</w:t>
-      </w:r>
-      <w:proofErr w:type="spellEnd"/>
-      <w:r>
-        <w:t xml:space="preserve"> start it:</w:t>
+      <w:r>
+        <w:t>npm start</w:t>
+      </w:r>
+    </w:p>
+    <w:p>
+      <w:r>
+        <w:t>That's it. Every time you run npm start it:</w:t>
       </w:r>
     </w:p>
     <w:p/>
@@ -249,15 +200,7 @@
     </w:p>
     <w:p>
       <w:r>
-        <w:t xml:space="preserve">So whenever we make changes and push, you just pull and run </w:t>
-      </w:r>
-      <w:proofErr w:type="spellStart"/>
-      <w:r>
-        <w:t>npm</w:t>
-      </w:r>
-      <w:proofErr w:type="spellEnd"/>
-      <w:r>
-        <w:t xml:space="preserve"> start again.</w:t>
+        <w:t>So whenever we make changes and push, you just pull and run npm start again.</w:t>
       </w:r>
     </w:p>
     <w:p/>
@@ -274,44 +217,18 @@
       </w:r>
     </w:p>
     <w:p>
-      <w:proofErr w:type="spellStart"/>
-      <w:r>
-        <w:t>npm</w:t>
-      </w:r>
-      <w:proofErr w:type="spellEnd"/>
-      <w:r>
-        <w:t xml:space="preserve"> install</w:t>
-      </w:r>
-    </w:p>
-    <w:p>
-      <w:proofErr w:type="spellStart"/>
-      <w:r>
-        <w:t>npm</w:t>
-      </w:r>
-      <w:proofErr w:type="spellEnd"/>
-      <w:r>
-        <w:t xml:space="preserve"> start</w:t>
-      </w:r>
-    </w:p>
-    <w:p>
-      <w:r>
-        <w:t xml:space="preserve">The </w:t>
-      </w:r>
-      <w:proofErr w:type="spellStart"/>
-      <w:r>
-        <w:t>npm</w:t>
-      </w:r>
-      <w:proofErr w:type="spellEnd"/>
-      <w:r>
-        <w:t xml:space="preserve"> install pulls down Electron and electron-builder. After that it's just </w:t>
-      </w:r>
-      <w:proofErr w:type="spellStart"/>
-      <w:r>
-        <w:t>npm</w:t>
-      </w:r>
-      <w:proofErr w:type="spellEnd"/>
-      <w:r>
-        <w:t xml:space="preserve"> start each time.</w:t>
+      <w:r>
+        <w:t>npm install</w:t>
+      </w:r>
+    </w:p>
+    <w:p>
+      <w:r>
+        <w:t>npm start</w:t>
+      </w:r>
+    </w:p>
+    <w:p>
+      <w:r>
+        <w:t>The npm install pulls down Electron and electron-builder. After that it's just npm start each time.</w:t>
       </w:r>
     </w:p>
     <w:p/>
@@ -320,6 +237,110 @@
         <w:t>Want me to push what we have now so you can try it?</w:t>
       </w:r>
     </w:p>
+    <w:p/>
+    <w:p>
+      <w:r>
+        <w:t>cd "c:\Users\Terri\Documents\Youtube Stuff\inflictor\desktop"</w:t>
+      </w:r>
+    </w:p>
+    <w:p>
+      <w:r>
+        <w:t>npm run build:win</w:t>
+      </w:r>
+    </w:p>
+    <w:p/>
+    <w:p/>
+    <w:p/>
+    <w:p>
+      <w:pPr>
+        <w:rPr>
+          <w:b/>
+          <w:bCs/>
+        </w:rPr>
+      </w:pPr>
+      <w:r>
+        <w:rPr>
+          <w:b/>
+          <w:bCs/>
+        </w:rPr>
+        <w:t>reloads after updating</w:t>
+      </w:r>
+      <w:r>
+        <w:rPr>
+          <w:b/>
+          <w:bCs/>
+        </w:rPr>
+        <w:t>-future addds</w:t>
+      </w:r>
+    </w:p>
+    <w:p/>
+    <w:p>
+      <w:r>
+        <w:t>Not automatically — each time we make changes you'll need to:</w:t>
+      </w:r>
+    </w:p>
+    <w:p/>
+    <w:p>
+      <w:r>
+        <w:t>Run npm start in the desktop folder to test changes during development</w:t>
+      </w:r>
+    </w:p>
+    <w:p>
+      <w:r>
+        <w:t>When you're happy with the changes, run npm run build:win to create a new installer</w:t>
+      </w:r>
+    </w:p>
+    <w:p>
+      <w:r>
+        <w:t>Run the new installer to update your installed version</w:t>
+      </w:r>
+    </w:p>
+    <w:p>
+      <w:r>
+        <w:t>For beta testers it's the same — when you have an update ready, you send them a new installer file and they run it to update.</w:t>
+      </w:r>
+    </w:p>
+    <w:p/>
+    <w:p>
+      <w:r>
+        <w:t>Later we can add the auto-updater so it checks for and installs updates automatically in the background — that's when it becomes truly seamless.</w:t>
+      </w:r>
+    </w:p>
+    <w:p/>
+    <w:p/>
+    <w:p>
+      <w:pPr>
+        <w:rPr>
+          <w:b/>
+          <w:bCs/>
+        </w:rPr>
+      </w:pPr>
+      <w:r>
+        <w:rPr>
+          <w:b/>
+          <w:bCs/>
+        </w:rPr>
+        <w:t xml:space="preserve">Relaunch after </w:t>
+      </w:r>
+      <w:r>
+        <w:rPr>
+          <w:b/>
+          <w:bCs/>
+        </w:rPr>
+        <w:t>Update</w:t>
+      </w:r>
+    </w:p>
+    <w:p>
+      <w:r>
+        <w:t>cd "c:\Users\Terri\Documents\Youtube Stuff\inflictor\desktop"</w:t>
+      </w:r>
+    </w:p>
+    <w:p>
+      <w:r>
+        <w:t>npm run build:win</w:t>
+      </w:r>
+    </w:p>
+    <w:p/>
     <w:sectPr>
       <w:pgSz w:w="12240" w:h="15840"/>
       <w:pgMar w:top="1440" w:right="1440" w:bottom="1440" w:left="1440" w:header="708" w:footer="708" w:gutter="0"/>
@@ -328,6 +349,56 @@
     </w:sectPr>
   </w:body>
 </w:document>
+</file>
+
+<file path=word/endnotes.xml><?xml version="1.0" encoding="utf-8"?>
+<w:endnotes xmlns:wpc="http://schemas.microsoft.com/office/word/2010/wordprocessingCanvas" xmlns:cx="http://schemas.microsoft.com/office/drawing/2014/chartex" xmlns:cx1="http://schemas.microsoft.com/office/drawing/2015/9/8/chartex" xmlns:cx2="http://schemas.microsoft.com/office/drawing/2015/10/21/chartex" xmlns:cx3="http://schemas.microsoft.com/office/drawing/2016/5/9/chartex" xmlns:cx4="http://schemas.microsoft.com/office/drawing/2016/5/10/chartex" xmlns:cx5="http://schemas.microsoft.com/office/drawing/2016/5/11/chartex" xmlns:cx6="http://schemas.microsoft.com/office/drawing/2016/5/12/chartex" xmlns:cx7="http://schemas.microsoft.com/office/drawing/2016/5/13/chartex" xmlns:cx8="http://schemas.microsoft.com/office/drawing/2016/5/14/chartex" xmlns:mc="http://schemas.openxmlformats.org/markup-compatibility/2006" xmlns:aink="http://schemas.microsoft.com/office/drawing/2016/ink" xmlns:am3d="http://schemas.microsoft.com/office/drawing/2017/model3d" xmlns:o="urn:schemas-microsoft-com:office:office" xmlns:oel="http://schemas.microsoft.com/office/2019/extlst" xmlns:r="http://schemas.openxmlformats.org/officeDocument/2006/relationships" xmlns:m="http://schemas.openxmlformats.org/officeDocument/2006/math" xmlns:v="urn:schemas-microsoft-com:vml" xmlns:wp14="http://schemas.microsoft.com/office/word/2010/wordprocessingDrawing" xmlns:wp="http://schemas.openxmlformats.org/drawingml/2006/wordprocessingDrawing" xmlns:w10="urn:schemas-microsoft-com:office:word" xmlns:w="http://schemas.openxmlformats.org/wordprocessingml/2006/main" xmlns:w14="http://schemas.microsoft.com/office/word/2010/wordml" xmlns:w15="http://schemas.microsoft.com/office/word/2012/wordml" xmlns:w16cex="http://schemas.microsoft.com/office/word/2018/wordml/cex" xmlns:w16cid="http://schemas.microsoft.com/office/word/2016/wordml/cid" xmlns:w16="http://schemas.microsoft.com/office/word/2018/wordml" xmlns:w16du="http://schemas.microsoft.com/office/word/2023/wordml/word16du" xmlns:w16sdtdh="http://schemas.microsoft.com/office/word/2020/wordml/sdtdatahash" xmlns:w16sdtfl="http://schemas.microsoft.com/office/word/2024/wordml/sdtformatlock" xmlns:w16se="http://schemas.microsoft.com/office/word/2015/wordml/symex" xmlns:wpg="http://schemas.microsoft.com/office/word/2010/wordprocessingGroup" xmlns:wpi="http://schemas.microsoft.com/office/word/2010/wordprocessingInk" xmlns:wne="http://schemas.microsoft.com/office/word/2006/wordml" xmlns:wps="http://schemas.microsoft.com/office/word/2010/wordprocessingShape" mc:Ignorable="w14 w15 w16se w16cid w16 w16cex w16sdtdh w16sdtfl w16du wp14">
+  <w:endnote w:type="separator" w:id="-1">
+    <w:p>
+      <w:pPr>
+        <w:spacing w:after="0" w:line="240" w:lineRule="auto"/>
+      </w:pPr>
+      <w:r>
+        <w:separator/>
+      </w:r>
+    </w:p>
+  </w:endnote>
+  <w:endnote w:type="continuationSeparator" w:id="0">
+    <w:p>
+      <w:pPr>
+        <w:spacing w:after="0" w:line="240" w:lineRule="auto"/>
+      </w:pPr>
+      <w:r>
+        <w:continuationSeparator/>
+      </w:r>
+    </w:p>
+  </w:endnote>
+</w:endnotes>
+</file>
+
+<file path=word/footnotes.xml><?xml version="1.0" encoding="utf-8"?>
+<w:footnotes xmlns:wpc="http://schemas.microsoft.com/office/word/2010/wordprocessingCanvas" xmlns:cx="http://schemas.microsoft.com/office/drawing/2014/chartex" xmlns:cx1="http://schemas.microsoft.com/office/drawing/2015/9/8/chartex" xmlns:cx2="http://schemas.microsoft.com/office/drawing/2015/10/21/chartex" xmlns:cx3="http://schemas.microsoft.com/office/drawing/2016/5/9/chartex" xmlns:cx4="http://schemas.microsoft.com/office/drawing/2016/5/10/chartex" xmlns:cx5="http://schemas.microsoft.com/office/drawing/2016/5/11/chartex" xmlns:cx6="http://schemas.microsoft.com/office/drawing/2016/5/12/chartex" xmlns:cx7="http://schemas.microsoft.com/office/drawing/2016/5/13/chartex" xmlns:cx8="http://schemas.microsoft.com/office/drawing/2016/5/14/chartex" xmlns:mc="http://schemas.openxmlformats.org/markup-compatibility/2006" xmlns:aink="http://schemas.microsoft.com/office/drawing/2016/ink" xmlns:am3d="http://schemas.microsoft.com/office/drawing/2017/model3d" xmlns:o="urn:schemas-microsoft-com:office:office" xmlns:oel="http://schemas.microsoft.com/office/2019/extlst" xmlns:r="http://schemas.openxmlformats.org/officeDocument/2006/relationships" xmlns:m="http://schemas.openxmlformats.org/officeDocument/2006/math" xmlns:v="urn:schemas-microsoft-com:vml" xmlns:wp14="http://schemas.microsoft.com/office/word/2010/wordprocessingDrawing" xmlns:wp="http://schemas.openxmlformats.org/drawingml/2006/wordprocessingDrawing" xmlns:w10="urn:schemas-microsoft-com:office:word" xmlns:w="http://schemas.openxmlformats.org/wordprocessingml/2006/main" xmlns:w14="http://schemas.microsoft.com/office/word/2010/wordml" xmlns:w15="http://schemas.microsoft.com/office/word/2012/wordml" xmlns:w16cex="http://schemas.microsoft.com/office/word/2018/wordml/cex" xmlns:w16cid="http://schemas.microsoft.com/office/word/2016/wordml/cid" xmlns:w16="http://schemas.microsoft.com/office/word/2018/wordml" xmlns:w16du="http://schemas.microsoft.com/office/word/2023/wordml/word16du" xmlns:w16sdtdh="http://schemas.microsoft.com/office/word/2020/wordml/sdtdatahash" xmlns:w16sdtfl="http://schemas.microsoft.com/office/word/2024/wordml/sdtformatlock" xmlns:w16se="http://schemas.microsoft.com/office/word/2015/wordml/symex" xmlns:wpg="http://schemas.microsoft.com/office/word/2010/wordprocessingGroup" xmlns:wpi="http://schemas.microsoft.com/office/word/2010/wordprocessingInk" xmlns:wne="http://schemas.microsoft.com/office/word/2006/wordml" xmlns:wps="http://schemas.microsoft.com/office/word/2010/wordprocessingShape" mc:Ignorable="w14 w15 w16se w16cid w16 w16cex w16sdtdh w16sdtfl w16du wp14">
+  <w:footnote w:type="separator" w:id="-1">
+    <w:p>
+      <w:pPr>
+        <w:spacing w:after="0" w:line="240" w:lineRule="auto"/>
+      </w:pPr>
+      <w:r>
+        <w:separator/>
+      </w:r>
+    </w:p>
+  </w:footnote>
+  <w:footnote w:type="continuationSeparator" w:id="0">
+    <w:p>
+      <w:pPr>
+        <w:spacing w:after="0" w:line="240" w:lineRule="auto"/>
+      </w:pPr>
+      <w:r>
+        <w:continuationSeparator/>
+      </w:r>
+    </w:p>
+  </w:footnote>
+</w:footnotes>
 </file>
 
 <file path=word/styles.xml><?xml version="1.0" encoding="utf-8"?>
@@ -1247,6 +1318,50 @@
       <w:spacing w:val="5"/>
     </w:rPr>
   </w:style>
+  <w:style w:type="paragraph" w:styleId="Header">
+    <w:name w:val="header"/>
+    <w:basedOn w:val="Normal"/>
+    <w:link w:val="HeaderChar"/>
+    <w:uiPriority w:val="99"/>
+    <w:unhideWhenUsed/>
+    <w:rsid w:val="005A79DB"/>
+    <w:pPr>
+      <w:tabs>
+        <w:tab w:val="center" w:pos="4680"/>
+        <w:tab w:val="right" w:pos="9360"/>
+      </w:tabs>
+      <w:spacing w:after="0" w:line="240" w:lineRule="auto"/>
+    </w:pPr>
+  </w:style>
+  <w:style w:type="character" w:customStyle="1" w:styleId="HeaderChar">
+    <w:name w:val="Header Char"/>
+    <w:basedOn w:val="DefaultParagraphFont"/>
+    <w:link w:val="Header"/>
+    <w:uiPriority w:val="99"/>
+    <w:rsid w:val="005A79DB"/>
+  </w:style>
+  <w:style w:type="paragraph" w:styleId="Footer">
+    <w:name w:val="footer"/>
+    <w:basedOn w:val="Normal"/>
+    <w:link w:val="FooterChar"/>
+    <w:uiPriority w:val="99"/>
+    <w:unhideWhenUsed/>
+    <w:rsid w:val="005A79DB"/>
+    <w:pPr>
+      <w:tabs>
+        <w:tab w:val="center" w:pos="4680"/>
+        <w:tab w:val="right" w:pos="9360"/>
+      </w:tabs>
+      <w:spacing w:after="0" w:line="240" w:lineRule="auto"/>
+    </w:pPr>
+  </w:style>
+  <w:style w:type="character" w:customStyle="1" w:styleId="FooterChar">
+    <w:name w:val="Footer Char"/>
+    <w:basedOn w:val="DefaultParagraphFont"/>
+    <w:link w:val="Footer"/>
+    <w:uiPriority w:val="99"/>
+    <w:rsid w:val="005A79DB"/>
+  </w:style>
 </w:styles>
 </file>
 
